--- a/data/revised_2026-10_full/tracked/v2/Physics/SS1.5_Moments_of_Equilibrium/Physics_Moments_of_Equilibrium_FinalExplanation_TRACKED.docx
+++ b/data/revised_2026-10_full/tracked/v2/Physics/SS1.5_Moments_of_Equilibrium/Physics_Moments_of_Equilibrium_FinalExplanation_TRACKED.docx
@@ -436,7 +436,7 @@
               </w:rPr>
               <w:t xml:space="preserve">Welcome to your Final Explanation! Throughout this unit you have investigated the Toppling Jiko Stool: a three-legged stool stood firm under a sufuria of ugali, but toppled when a full 20-litre jerrycan (weight 200 N) was placed at one corner</w:t>
             </w:r>
-            <w:ins w:id="9001" w:author="Claude (AI) - proposed" w:date="2026-10-15T08:04:25Z">
+            <w:ins w:id="9001" w:author="Claude (AI) - proposed" w:date="2026-10-18T00:32:11Z">
               <w:r>
                 <w:rPr>
                   <w:rFonts w:ascii="Arial" w:cs="Arial" w:eastAsia="Arial" w:hAnsi="Arial"/>
@@ -464,7 +464,7 @@
               </w:rPr>
               <w:t xml:space="preserve"> and nudged, while a wider, lower four-legged stool with the same jerrycan at its corner only rocked and returned upright. Use your evidence from Lessons 1 to 6, your beam-balance and metre-rule data, your centre of gravity investigations, your </w:t>
             </w:r>
-            <w:ins w:id="9002" w:author="Claude (AI) - proposed" w:date="2026-10-15T08:04:25Z">
+            <w:ins w:id="9002" w:author="Claude (AI) - proposed" w:date="2026-10-18T00:32:11Z">
               <w:r>
                 <w:rPr>
                   <w:rFonts w:ascii="Arial" w:cs="Arial" w:eastAsia="Arial" w:hAnsi="Arial"/>
@@ -492,7 +492,7 @@
               </w:rPr>
               <w:t xml:space="preserve">cumulative model and your Driving Question Board to answer each prompt below</w:t>
             </w:r>
-            <w:ins w:id="9003" w:author="Claude (AI) - proposed" w:date="2026-10-15T08:04:25Z">
+            <w:ins w:id="9003" w:author="Claude (AI) - proposed" w:date="2026-10-18T00:32:11Z">
               <w:r>
                 <w:rPr>
                   <w:rFonts w:ascii="Arial" w:cs="Arial" w:eastAsia="Arial" w:hAnsi="Arial"/>
@@ -1438,7 +1438,7 @@
               <w:spacing w:after="40" w:before="0"/>
               <w:jc w:val="left"/>
             </w:pPr>
-            <w:ins w:id="9004" w:author="Claude (AI) - proposed" w:date="2026-10-15T08:04:25Z">
+            <w:ins w:id="9004" w:author="Claude (AI) - proposed" w:date="2026-10-18T00:32:11Z">
               <w:r>
                 <w:rPr>
                   <w:rFonts w:ascii="Arial" w:cs="Arial" w:eastAsia="Arial" w:hAnsi="Arial"/>
@@ -1486,7 +1486,7 @@
               <w:spacing w:after="40" w:before="0"/>
               <w:jc w:val="left"/>
             </w:pPr>
-            <w:ins w:id="9005" w:author="Claude (AI) - proposed" w:date="2026-10-15T08:04:25Z">
+            <w:ins w:id="9005" w:author="Claude (AI) - proposed" w:date="2026-10-18T00:32:11Z">
               <w:r>
                 <w:rPr>
                   <w:rFonts w:ascii="Arial" w:cs="Arial" w:eastAsia="Arial" w:hAnsi="Arial"/>
@@ -1534,7 +1534,7 @@
               <w:spacing w:after="40" w:before="0"/>
               <w:jc w:val="left"/>
             </w:pPr>
-            <w:ins w:id="9006" w:author="Claude (AI) - proposed" w:date="2026-10-15T08:04:25Z">
+            <w:ins w:id="9006" w:author="Claude (AI) - proposed" w:date="2026-10-18T00:32:11Z">
               <w:r>
                 <w:rPr>
                   <w:rFonts w:ascii="Arial" w:cs="Arial" w:eastAsia="Arial" w:hAnsi="Arial"/>
@@ -1617,7 +1617,7 @@
               <w:spacing w:after="40" w:before="0"/>
               <w:jc w:val="left"/>
             </w:pPr>
-            <w:ins w:id="9007" w:author="Claude (AI) - proposed" w:date="2026-10-15T08:04:25Z">
+            <w:ins w:id="9007" w:author="Claude (AI) - proposed" w:date="2026-10-18T00:32:11Z">
               <w:r>
                 <w:rPr>
                   <w:rFonts w:ascii="Arial" w:cs="Arial" w:eastAsia="Arial" w:hAnsi="Arial"/>
@@ -1665,7 +1665,7 @@
               <w:spacing w:after="40" w:before="0"/>
               <w:jc w:val="left"/>
             </w:pPr>
-            <w:ins w:id="9008" w:author="Claude (AI) - proposed" w:date="2026-10-15T08:04:25Z">
+            <w:ins w:id="9008" w:author="Claude (AI) - proposed" w:date="2026-10-18T00:32:11Z">
               <w:r>
                 <w:rPr>
                   <w:rFonts w:ascii="Arial" w:cs="Arial" w:eastAsia="Arial" w:hAnsi="Arial"/>
@@ -1713,7 +1713,7 @@
               <w:spacing w:after="40" w:before="0"/>
               <w:jc w:val="left"/>
             </w:pPr>
-            <w:ins w:id="9009" w:author="Claude (AI) - proposed" w:date="2026-10-15T08:04:25Z">
+            <w:ins w:id="9009" w:author="Claude (AI) - proposed" w:date="2026-10-18T00:32:11Z">
               <w:r>
                 <w:rPr>
                   <w:rFonts w:ascii="Arial" w:cs="Arial" w:eastAsia="Arial" w:hAnsi="Arial"/>
@@ -1796,7 +1796,7 @@
               <w:spacing w:after="40" w:before="0"/>
               <w:jc w:val="left"/>
             </w:pPr>
-            <w:ins w:id="9010" w:author="Claude (AI) - proposed" w:date="2026-10-15T08:04:25Z">
+            <w:ins w:id="9010" w:author="Claude (AI) - proposed" w:date="2026-10-18T00:32:11Z">
               <w:r>
                 <w:rPr>
                   <w:rFonts w:ascii="Arial" w:cs="Arial" w:eastAsia="Arial" w:hAnsi="Arial"/>
@@ -1844,7 +1844,7 @@
               <w:spacing w:after="40" w:before="0"/>
               <w:jc w:val="left"/>
             </w:pPr>
-            <w:ins w:id="9011" w:author="Claude (AI) - proposed" w:date="2026-10-15T08:04:25Z">
+            <w:ins w:id="9011" w:author="Claude (AI) - proposed" w:date="2026-10-18T00:32:11Z">
               <w:r>
                 <w:rPr>
                   <w:rFonts w:ascii="Arial" w:cs="Arial" w:eastAsia="Arial" w:hAnsi="Arial"/>
@@ -1892,7 +1892,7 @@
               <w:spacing w:after="40" w:before="0"/>
               <w:jc w:val="left"/>
             </w:pPr>
-            <w:ins w:id="9012" w:author="Claude (AI) - proposed" w:date="2026-10-15T08:04:25Z">
+            <w:ins w:id="9012" w:author="Claude (AI) - proposed" w:date="2026-10-18T00:32:11Z">
               <w:r>
                 <w:rPr>
                   <w:rFonts w:ascii="Arial" w:cs="Arial" w:eastAsia="Arial" w:hAnsi="Arial"/>
@@ -1975,7 +1975,7 @@
               <w:spacing w:after="40" w:before="0"/>
               <w:jc w:val="left"/>
             </w:pPr>
-            <w:ins w:id="9013" w:author="Claude (AI) - proposed" w:date="2026-10-15T08:04:25Z">
+            <w:ins w:id="9013" w:author="Claude (AI) - proposed" w:date="2026-10-18T00:32:11Z">
               <w:r>
                 <w:rPr>
                   <w:rFonts w:ascii="Arial" w:cs="Arial" w:eastAsia="Arial" w:hAnsi="Arial"/>
@@ -2023,7 +2023,7 @@
               <w:spacing w:after="40" w:before="0"/>
               <w:jc w:val="left"/>
             </w:pPr>
-            <w:ins w:id="9014" w:author="Claude (AI) - proposed" w:date="2026-10-15T08:04:25Z">
+            <w:ins w:id="9014" w:author="Claude (AI) - proposed" w:date="2026-10-18T00:32:11Z">
               <w:r>
                 <w:rPr>
                   <w:rFonts w:ascii="Arial" w:cs="Arial" w:eastAsia="Arial" w:hAnsi="Arial"/>
@@ -2071,7 +2071,7 @@
               <w:spacing w:after="40" w:before="0"/>
               <w:jc w:val="left"/>
             </w:pPr>
-            <w:ins w:id="9015" w:author="Claude (AI) - proposed" w:date="2026-10-15T08:04:25Z">
+            <w:ins w:id="9015" w:author="Claude (AI) - proposed" w:date="2026-10-18T00:32:11Z">
               <w:r>
                 <w:rPr>
                   <w:rFonts w:ascii="Arial" w:cs="Arial" w:eastAsia="Arial" w:hAnsi="Arial"/>
@@ -2154,7 +2154,7 @@
               <w:spacing w:after="40" w:before="0"/>
               <w:jc w:val="left"/>
             </w:pPr>
-            <w:ins w:id="9016" w:author="Claude (AI) - proposed" w:date="2026-10-15T08:04:25Z">
+            <w:ins w:id="9016" w:author="Claude (AI) - proposed" w:date="2026-10-18T00:32:11Z">
               <w:r>
                 <w:rPr>
                   <w:rFonts w:ascii="Arial" w:cs="Arial" w:eastAsia="Arial" w:hAnsi="Arial"/>
@@ -2202,7 +2202,7 @@
               <w:spacing w:after="40" w:before="0"/>
               <w:jc w:val="left"/>
             </w:pPr>
-            <w:ins w:id="9017" w:author="Claude (AI) - proposed" w:date="2026-10-15T08:04:25Z">
+            <w:ins w:id="9017" w:author="Claude (AI) - proposed" w:date="2026-10-18T00:32:11Z">
               <w:r>
                 <w:rPr>
                   <w:rFonts w:ascii="Arial" w:cs="Arial" w:eastAsia="Arial" w:hAnsi="Arial"/>
@@ -2250,7 +2250,7 @@
               <w:spacing w:after="40" w:before="0"/>
               <w:jc w:val="left"/>
             </w:pPr>
-            <w:ins w:id="9018" w:author="Claude (AI) - proposed" w:date="2026-10-15T08:04:25Z">
+            <w:ins w:id="9018" w:author="Claude (AI) - proposed" w:date="2026-10-18T00:32:11Z">
               <w:r>
                 <w:rPr>
                   <w:rFonts w:ascii="Arial" w:cs="Arial" w:eastAsia="Arial" w:hAnsi="Arial"/>
@@ -2400,7 +2400,7 @@
         </w:rPr>
         <w:t xml:space="preserve">© 2026 SeaVuria and ARES. This work is licensed under a </w:t>
       </w:r>
-      <w:hyperlink w:history="1" r:id="rIdvehlr7y4rqo4qtircksmj">
+      <w:hyperlink w:history="1" r:id="rIdpr-anquuvxo60uvy75auo">
         <w:r>
           <w:rPr>
             <w:rFonts w:ascii="Arial" w:cs="Arial" w:eastAsia="Arial" w:hAnsi="Arial"/>
@@ -2420,7 +2420,7 @@
         </w:rPr>
         <w:t xml:space="preserve"> (</w:t>
       </w:r>
-      <w:hyperlink w:history="1" r:id="rIdfhdkpsnqy55tmkmdmktbf">
+      <w:hyperlink w:history="1" r:id="rIdvhl7c_xj4oub24p6ercqx">
         <w:r>
           <w:rPr>
             <w:rFonts w:ascii="Arial" w:cs="Arial" w:eastAsia="Arial" w:hAnsi="Arial"/>
@@ -2440,7 +2440,7 @@
         </w:rPr>
         <w:t xml:space="preserve">). To view a copy of this license, visit </w:t>
       </w:r>
-      <w:hyperlink w:history="1" r:id="rIdwpainkpzlubfjtkkf8zsk">
+      <w:hyperlink w:history="1" r:id="rIdegm_th4dnsx2bkxkemjq2">
         <w:r>
           <w:rPr>
             <w:rFonts w:ascii="Arial" w:cs="Arial" w:eastAsia="Arial" w:hAnsi="Arial"/>
